--- a/templates/Departmental_v250507.docx
+++ b/templates/Departmental_v250507.docx
@@ -172,8 +172,9 @@
       <w:r>
         <w:rPr>
           <w:rFonts w:ascii="Arial" w:hAnsi="Arial" w:cs="Arial"/>
+          <w:lang w:val="ru-RU"/>
         </w:rPr>
-        <w:t xml:space="preserve">5</w:t>
+        <w:t xml:space="preserve">6</w:t>
       </w:r>
       <w:r>
         <w:rPr>
@@ -184,8 +185,9 @@
       <w:r>
         <w:rPr>
           <w:rFonts w:ascii="Arial" w:hAnsi="Arial" w:cs="Arial"/>
+          <w:lang w:val="ru-RU"/>
         </w:rPr>
-        <w:t xml:space="preserve">6</w:t>
+        <w:t xml:space="preserve">7</w:t>
       </w:r>
       <w:r>
         <w:rPr>
@@ -3813,10 +3815,10 @@
     </w:p>
     <w:tbl>
       <w:tblPr>
+        <w:tblStyle w:val="991"/>
         <w:tblW w:w="0" w:type="auto"/>
         <w:tblBorders/>
         <w:tblLook w:val="04A0" w:firstRow="1" w:lastRow="0" w:firstColumn="1" w:lastColumn="0" w:noHBand="0" w:noVBand="1"/>
-        <w:tblStyle w:val="991"/>
       </w:tblPr>
       <w:tblGrid>
         <w:gridCol w:w="10885"/>
@@ -4259,36 +4261,6 @@
                 <w:szCs w:val="20"/>
               </w:rPr>
             </w:r>
-            <w:r>
-              <w:rPr>
-                <w:rFonts w:ascii="Arial" w:hAnsi="Arial" w:cs="Arial"/>
-                <w:sz w:val="20"/>
-                <w:szCs w:val="20"/>
-              </w:rPr>
-            </w:r>
-            <w:r>
-              <w:rPr>
-                <w:rFonts w:ascii="Arial" w:hAnsi="Arial" w:cs="Arial"/>
-                <w:sz w:val="20"/>
-                <w:szCs w:val="20"/>
-              </w:rPr>
-            </w:r>
-            <w:r>
-              <w:rPr>
-                <w:rFonts w:ascii="Arial" w:hAnsi="Arial" w:cs="Arial"/>
-                <w:sz w:val="20"/>
-                <w:szCs w:val="20"/>
-              </w:rPr>
-            </w:r>
-            <w:r>
-              <w:rPr>
-                <w:rFonts w:ascii="Arial" w:hAnsi="Arial" w:cs="Arial"/>
-                <w:b/>
-                <w:bCs/>
-                <w:sz w:val="20"/>
-                <w:szCs w:val="20"/>
-              </w:rPr>
-            </w:r>
           </w:p>
           <w:p>
             <w:pPr>
@@ -4319,14 +4291,6 @@
                 <w:rtl w:val="0"/>
               </w:rPr>
               <w:t xml:space="preserve"> </w:t>
-            </w:r>
-            <w:r>
-              <w:rPr>
-                <w:rFonts w:ascii="Arial" w:hAnsi="Arial" w:cs="Arial"/>
-                <w:b/>
-                <w:sz w:val="20"/>
-                <w:szCs w:val="20"/>
-              </w:rPr>
             </w:r>
             <w:r>
               <w:rPr>
@@ -5277,6 +5241,11 @@
                 <w:rFonts w:ascii="Arial" w:hAnsi="Arial" w:eastAsia="Calibri" w:cs="Arial"/>
               </w:rPr>
             </w:r>
+            <w:r>
+              <w:rPr>
+                <w:rFonts w:ascii="Arial" w:hAnsi="Arial" w:eastAsia="Calibri" w:cs="Arial"/>
+              </w:rPr>
+            </w:r>
           </w:p>
           <w:p>
             <w:pPr>
@@ -5287,6 +5256,11 @@
                 <w:rFonts w:ascii="Arial" w:hAnsi="Arial" w:eastAsia="Calibri" w:cs="Arial"/>
               </w:rPr>
             </w:pPr>
+            <w:r>
+              <w:rPr>
+                <w:rFonts w:ascii="Arial" w:hAnsi="Arial" w:eastAsia="Calibri" w:cs="Arial"/>
+              </w:rPr>
+            </w:r>
             <w:r>
               <w:rPr>
                 <w:rFonts w:ascii="Arial" w:hAnsi="Arial" w:eastAsia="Calibri" w:cs="Arial"/>
@@ -5597,7 +5571,7 @@
                       </pic:cNvPicPr>
                       <pic:nvPr/>
                     </pic:nvPicPr>
-                    <pic:blipFill>
+                    <pic:blipFill rotWithShape="1">
                       <a:blip r:embed="rId1"/>
                       <a:stretch/>
                     </pic:blipFill>
